--- a/manuscript/Supplementary_Information.docx
+++ b/manuscript/Supplementary_Information.docx
@@ -4725,7 +4725,13 @@
         </w:numPr>
       </w:pPr>
       <w:r>
-        <w:t xml:space="preserve">☐ Raw response IDs and usage metadata archived where permitted.</w:t>
+        <w:t>☐ Raw response IDs and provider-returned usage metadata archived where permitted.</w:t>
+      </w:r>
+    </w:p>
+    <w:p>
+      <w:pPr/>
+      <w:r>
+        <w:t>☐ Input/output/cached/cache-write/reasoning token counts and dated list-price cost estimates regenerated with scripts/10_summarize_api_usage.py.</w:t>
       </w:r>
     </w:p>
     <w:p>
@@ -4826,6 +4832,19 @@
     </w:p>
     <w:bookmarkEnd w:id="70"/>
     <w:bookmarkEnd w:id="71"/>
+    <w:p>
+      <w:pPr>
+        <w:pStyle w:val="Heading2"/>
+      </w:pPr>
+      <w:r>
+        <w:t>Model-condition update</w:t>
+      </w:r>
+    </w:p>
+    <w:p>
+      <w:r>
+        <w:t>The principal model conditions are GPT-4o historical-generation anchor, GPT-5.6 Sol contemporary OpenAI model, and Jev decision-native model. GPT-5.6 Terra is optional robustness only. Every model probability vector is evaluated both in full and after deterministic argmax collapse, allowing the analysis to separate probability-representation change, model-generation change, and probability-interface change.</w:t>
+      </w:r>
+    </w:p>
     <w:sectPr>
       <w:headerReference w:type="default" r:id="rId9"/>
       <w:footerReference w:type="default" r:id="rId10"/>
